--- a/Backend/Director_Disclosure/Output_Disclosures/2024-25/ADANI_GREEN_ENERGY_TWENTY_SEVEN_B_LIMITED/DIR-8/DIR8_Vinod_Madhukarrao_Gundawar_08655340.docx
+++ b/Backend/Director_Disclosure/Output_Disclosures/2024-25/ADANI_GREEN_ENERGY_TWENTY_SEVEN_B_LIMITED/DIR-8/DIR8_Vinod_Madhukarrao_Gundawar_08655340.docx
@@ -189,7 +189,7 @@
           <w:b w:val="0"/>
           <w:sz w:val="23"/>
         </w:rPr>
-        <w:t>I, Vinod Madhukarrao Gundawar, son/daughter of Mr. {{FATHER_NAME}}, resident of Villa No. 25, Elysian, Besides Kailash Shikhar, Near Pratham Upvan, Sun Pharma Road, Atladara, Vadodara - 390012, India hereby give notice that I am/was a Director in the following companies during the last three years:-</w:t>
+        <w:t>I, VINOD MADHUKARRAO GUNDAWAR, son/daughter of Mr. {{FATHER_NAME}}, resident of Villa No. 25, Elysian, Besides Kailash Shikhar, Near Pratham Upvan, Sun Pharma Road, Atladara, Vadodara - 390012, India hereby give notice that I am/was a Director in the following companies during the last three years:-</w:t>
       </w:r>
     </w:p>
     <w:p>
@@ -340,286 +340,6 @@
                 <w:b w:val="0"/>
                 <w:sz w:val="23"/>
               </w:rPr>
-              <w:t>ADANI GREEN ENERGY TWENTY SEVEN B LIMITED</w:t>
-            </w:r>
-          </w:p>
-        </w:tc>
-        <w:tc>
-          <w:tcPr>
-            <w:tcW w:type="dxa" w:w="2610"/>
-          </w:tcPr>
-          <w:p>
-            <w:pPr>
-              <w:spacing w:after="0"/>
-              <w:jc w:val="center"/>
-            </w:pPr>
-            <w:r>
-              <w:rPr>
-                <w:rFonts w:ascii="Adani" w:hAnsi="Adani" w:eastAsia="Adani" w:cs="Adani"/>
-                <w:b w:val="0"/>
-                <w:sz w:val="23"/>
-              </w:rPr>
-              <w:t>18/07/2020</w:t>
-            </w:r>
-          </w:p>
-        </w:tc>
-        <w:tc>
-          <w:tcPr>
-            <w:tcW w:type="dxa" w:w="2250"/>
-          </w:tcPr>
-          <w:p>
-            <w:pPr>
-              <w:spacing w:after="0"/>
-              <w:jc w:val="center"/>
-            </w:pPr>
-          </w:p>
-        </w:tc>
-      </w:tr>
-      <w:tr>
-        <w:tc>
-          <w:tcPr>
-            <w:tcW w:type="dxa" w:w="636"/>
-          </w:tcPr>
-          <w:p>
-            <w:pPr>
-              <w:spacing w:after="0"/>
-              <w:ind w:left="360"/>
-            </w:pPr>
-            <w:r>
-              <w:rPr>
-                <w:rFonts w:ascii="Adani" w:hAnsi="Adani" w:eastAsia="Adani" w:cs="Adani"/>
-                <w:b w:val="0"/>
-                <w:sz w:val="23"/>
-              </w:rPr>
-              <w:t>2</w:t>
-            </w:r>
-          </w:p>
-        </w:tc>
-        <w:tc>
-          <w:tcPr>
-            <w:tcW w:type="dxa" w:w="3864"/>
-          </w:tcPr>
-          <w:p>
-            <w:pPr>
-              <w:spacing w:after="0"/>
-              <w:jc w:val="both"/>
-            </w:pPr>
-            <w:r>
-              <w:rPr>
-                <w:rFonts w:ascii="Adani" w:hAnsi="Adani" w:eastAsia="Adani" w:cs="Adani"/>
-                <w:b w:val="0"/>
-                <w:sz w:val="23"/>
-              </w:rPr>
-              <w:t>ADANI GREEN ENERGY TWENTY SEVEN LIMITED</w:t>
-            </w:r>
-          </w:p>
-        </w:tc>
-        <w:tc>
-          <w:tcPr>
-            <w:tcW w:type="dxa" w:w="2610"/>
-          </w:tcPr>
-          <w:p>
-            <w:pPr>
-              <w:spacing w:after="0"/>
-              <w:jc w:val="center"/>
-            </w:pPr>
-            <w:r>
-              <w:rPr>
-                <w:rFonts w:ascii="Adani" w:hAnsi="Adani" w:eastAsia="Adani" w:cs="Adani"/>
-                <w:b w:val="0"/>
-                <w:sz w:val="23"/>
-              </w:rPr>
-              <w:t>08/01/2020</w:t>
-            </w:r>
-          </w:p>
-        </w:tc>
-        <w:tc>
-          <w:tcPr>
-            <w:tcW w:type="dxa" w:w="2250"/>
-          </w:tcPr>
-          <w:p>
-            <w:pPr>
-              <w:spacing w:after="0"/>
-              <w:jc w:val="center"/>
-            </w:pPr>
-          </w:p>
-        </w:tc>
-      </w:tr>
-      <w:tr>
-        <w:tc>
-          <w:tcPr>
-            <w:tcW w:type="dxa" w:w="636"/>
-          </w:tcPr>
-          <w:p>
-            <w:pPr>
-              <w:spacing w:after="0"/>
-              <w:ind w:left="360"/>
-            </w:pPr>
-            <w:r>
-              <w:rPr>
-                <w:rFonts w:ascii="Adani" w:hAnsi="Adani" w:eastAsia="Adani" w:cs="Adani"/>
-                <w:b w:val="0"/>
-                <w:sz w:val="23"/>
-              </w:rPr>
-              <w:t>3</w:t>
-            </w:r>
-          </w:p>
-        </w:tc>
-        <w:tc>
-          <w:tcPr>
-            <w:tcW w:type="dxa" w:w="3864"/>
-          </w:tcPr>
-          <w:p>
-            <w:pPr>
-              <w:spacing w:after="0"/>
-              <w:jc w:val="both"/>
-            </w:pPr>
-            <w:r>
-              <w:rPr>
-                <w:rFonts w:ascii="Adani" w:hAnsi="Adani" w:eastAsia="Adani" w:cs="Adani"/>
-                <w:b w:val="0"/>
-                <w:sz w:val="23"/>
-              </w:rPr>
-              <w:t>ADANI GREEN ENERGY TWENTY SIX LIMITED</w:t>
-            </w:r>
-          </w:p>
-        </w:tc>
-        <w:tc>
-          <w:tcPr>
-            <w:tcW w:type="dxa" w:w="2610"/>
-          </w:tcPr>
-          <w:p>
-            <w:pPr>
-              <w:spacing w:after="0"/>
-              <w:jc w:val="center"/>
-            </w:pPr>
-            <w:r>
-              <w:rPr>
-                <w:rFonts w:ascii="Adani" w:hAnsi="Adani" w:eastAsia="Adani" w:cs="Adani"/>
-                <w:b w:val="0"/>
-                <w:sz w:val="23"/>
-              </w:rPr>
-              <w:t>08/01/2020</w:t>
-            </w:r>
-          </w:p>
-        </w:tc>
-        <w:tc>
-          <w:tcPr>
-            <w:tcW w:type="dxa" w:w="2250"/>
-          </w:tcPr>
-          <w:p>
-            <w:pPr>
-              <w:spacing w:after="0"/>
-              <w:jc w:val="center"/>
-            </w:pPr>
-          </w:p>
-        </w:tc>
-      </w:tr>
-      <w:tr>
-        <w:tc>
-          <w:tcPr>
-            <w:tcW w:type="dxa" w:w="636"/>
-          </w:tcPr>
-          <w:p>
-            <w:pPr>
-              <w:spacing w:after="0"/>
-              <w:ind w:left="360"/>
-            </w:pPr>
-            <w:r>
-              <w:rPr>
-                <w:rFonts w:ascii="Adani" w:hAnsi="Adani" w:eastAsia="Adani" w:cs="Adani"/>
-                <w:b w:val="0"/>
-                <w:sz w:val="23"/>
-              </w:rPr>
-              <w:t>4</w:t>
-            </w:r>
-          </w:p>
-        </w:tc>
-        <w:tc>
-          <w:tcPr>
-            <w:tcW w:type="dxa" w:w="3864"/>
-          </w:tcPr>
-          <w:p>
-            <w:pPr>
-              <w:spacing w:after="0"/>
-              <w:jc w:val="both"/>
-            </w:pPr>
-            <w:r>
-              <w:rPr>
-                <w:rFonts w:ascii="Adani" w:hAnsi="Adani" w:eastAsia="Adani" w:cs="Adani"/>
-                <w:b w:val="0"/>
-                <w:sz w:val="23"/>
-              </w:rPr>
-              <w:t>ADANI RENEWABLE ENERGY HOLDING TWELVE LIMITED</w:t>
-            </w:r>
-          </w:p>
-        </w:tc>
-        <w:tc>
-          <w:tcPr>
-            <w:tcW w:type="dxa" w:w="2610"/>
-          </w:tcPr>
-          <w:p>
-            <w:pPr>
-              <w:spacing w:after="0"/>
-              <w:jc w:val="center"/>
-            </w:pPr>
-            <w:r>
-              <w:rPr>
-                <w:rFonts w:ascii="Adani" w:hAnsi="Adani" w:eastAsia="Adani" w:cs="Adani"/>
-                <w:b w:val="0"/>
-                <w:sz w:val="23"/>
-              </w:rPr>
-              <w:t>08/01/2020</w:t>
-            </w:r>
-          </w:p>
-        </w:tc>
-        <w:tc>
-          <w:tcPr>
-            <w:tcW w:type="dxa" w:w="2250"/>
-          </w:tcPr>
-          <w:p>
-            <w:pPr>
-              <w:spacing w:after="0"/>
-              <w:jc w:val="center"/>
-            </w:pPr>
-          </w:p>
-        </w:tc>
-      </w:tr>
-      <w:tr>
-        <w:tc>
-          <w:tcPr>
-            <w:tcW w:type="dxa" w:w="636"/>
-          </w:tcPr>
-          <w:p>
-            <w:pPr>
-              <w:spacing w:after="0"/>
-              <w:ind w:left="360"/>
-            </w:pPr>
-            <w:r>
-              <w:rPr>
-                <w:rFonts w:ascii="Adani" w:hAnsi="Adani" w:eastAsia="Adani" w:cs="Adani"/>
-                <w:b w:val="0"/>
-                <w:sz w:val="23"/>
-              </w:rPr>
-              <w:t>5</w:t>
-            </w:r>
-          </w:p>
-        </w:tc>
-        <w:tc>
-          <w:tcPr>
-            <w:tcW w:type="dxa" w:w="3864"/>
-          </w:tcPr>
-          <w:p>
-            <w:pPr>
-              <w:spacing w:after="0"/>
-              <w:jc w:val="both"/>
-            </w:pPr>
-            <w:r>
-              <w:rPr>
-                <w:rFonts w:ascii="Adani" w:hAnsi="Adani" w:eastAsia="Adani" w:cs="Adani"/>
-                <w:b w:val="0"/>
-                <w:sz w:val="23"/>
-              </w:rPr>
               <w:t>ADANI HYBRID ENERGY JAISALMER FIVE LIMITED</w:t>
             </w:r>
           </w:p>
@@ -671,7 +391,7 @@
                 <w:b w:val="0"/>
                 <w:sz w:val="23"/>
               </w:rPr>
-              <w:t>6</w:t>
+              <w:t>2</w:t>
             </w:r>
           </w:p>
         </w:tc>
@@ -684,14 +404,6 @@
               <w:spacing w:after="0"/>
               <w:jc w:val="both"/>
             </w:pPr>
-            <w:r>
-              <w:rPr>
-                <w:rFonts w:ascii="Adani" w:hAnsi="Adani" w:eastAsia="Adani" w:cs="Adani"/>
-                <w:b w:val="0"/>
-                <w:sz w:val="23"/>
-              </w:rPr>
-              <w:t>ADANI GREEN ENERGY TWENTY FIVE LIMITED</w:t>
-            </w:r>
           </w:p>
         </w:tc>
         <w:tc>
@@ -703,14 +415,6 @@
               <w:spacing w:after="0"/>
               <w:jc w:val="center"/>
             </w:pPr>
-            <w:r>
-              <w:rPr>
-                <w:rFonts w:ascii="Adani" w:hAnsi="Adani" w:eastAsia="Adani" w:cs="Adani"/>
-                <w:b w:val="0"/>
-                <w:sz w:val="23"/>
-              </w:rPr>
-              <w:t>08/01/2020</w:t>
-            </w:r>
           </w:p>
         </w:tc>
         <w:tc>
@@ -741,7 +445,7 @@
                 <w:b w:val="0"/>
                 <w:sz w:val="23"/>
               </w:rPr>
-              <w:t>7</w:t>
+              <w:t>3</w:t>
             </w:r>
           </w:p>
         </w:tc>
@@ -754,14 +458,6 @@
               <w:spacing w:after="0"/>
               <w:jc w:val="both"/>
             </w:pPr>
-            <w:r>
-              <w:rPr>
-                <w:rFonts w:ascii="Adani" w:hAnsi="Adani" w:eastAsia="Adani" w:cs="Adani"/>
-                <w:b w:val="0"/>
-                <w:sz w:val="23"/>
-              </w:rPr>
-              <w:t>ADANI GREEN ENERGY THIRTY ONE LIMITED</w:t>
-            </w:r>
           </w:p>
         </w:tc>
         <w:tc>
@@ -773,224 +469,6 @@
               <w:spacing w:after="0"/>
               <w:jc w:val="center"/>
             </w:pPr>
-            <w:r>
-              <w:rPr>
-                <w:rFonts w:ascii="Adani" w:hAnsi="Adani" w:eastAsia="Adani" w:cs="Adani"/>
-                <w:b w:val="0"/>
-                <w:sz w:val="23"/>
-              </w:rPr>
-              <w:t>08/01/2020</w:t>
-            </w:r>
-          </w:p>
-        </w:tc>
-        <w:tc>
-          <w:tcPr>
-            <w:tcW w:type="dxa" w:w="2250"/>
-          </w:tcPr>
-          <w:p>
-            <w:pPr>
-              <w:spacing w:after="0"/>
-              <w:jc w:val="center"/>
-            </w:pPr>
-          </w:p>
-        </w:tc>
-      </w:tr>
-      <w:tr>
-        <w:tc>
-          <w:tcPr>
-            <w:tcW w:type="dxa" w:w="636"/>
-          </w:tcPr>
-          <w:p>
-            <w:pPr>
-              <w:spacing w:after="0"/>
-              <w:ind w:left="360"/>
-            </w:pPr>
-            <w:r>
-              <w:rPr>
-                <w:rFonts w:ascii="Adani" w:hAnsi="Adani" w:eastAsia="Adani" w:cs="Adani"/>
-                <w:b w:val="0"/>
-                <w:sz w:val="23"/>
-              </w:rPr>
-              <w:t>8</w:t>
-            </w:r>
-          </w:p>
-        </w:tc>
-        <w:tc>
-          <w:tcPr>
-            <w:tcW w:type="dxa" w:w="3864"/>
-          </w:tcPr>
-          <w:p>
-            <w:pPr>
-              <w:spacing w:after="0"/>
-              <w:jc w:val="both"/>
-            </w:pPr>
-            <w:r>
-              <w:rPr>
-                <w:rFonts w:ascii="Adani" w:hAnsi="Adani" w:eastAsia="Adani" w:cs="Adani"/>
-                <w:b w:val="0"/>
-                <w:sz w:val="23"/>
-              </w:rPr>
-              <w:t>ADANI GREEN ENERGY THIRTY LIMITED</w:t>
-            </w:r>
-          </w:p>
-        </w:tc>
-        <w:tc>
-          <w:tcPr>
-            <w:tcW w:type="dxa" w:w="2610"/>
-          </w:tcPr>
-          <w:p>
-            <w:pPr>
-              <w:spacing w:after="0"/>
-              <w:jc w:val="center"/>
-            </w:pPr>
-            <w:r>
-              <w:rPr>
-                <w:rFonts w:ascii="Adani" w:hAnsi="Adani" w:eastAsia="Adani" w:cs="Adani"/>
-                <w:b w:val="0"/>
-                <w:sz w:val="23"/>
-              </w:rPr>
-              <w:t>08/01/2020</w:t>
-            </w:r>
-          </w:p>
-        </w:tc>
-        <w:tc>
-          <w:tcPr>
-            <w:tcW w:type="dxa" w:w="2250"/>
-          </w:tcPr>
-          <w:p>
-            <w:pPr>
-              <w:spacing w:after="0"/>
-              <w:jc w:val="center"/>
-            </w:pPr>
-          </w:p>
-        </w:tc>
-      </w:tr>
-      <w:tr>
-        <w:tc>
-          <w:tcPr>
-            <w:tcW w:type="dxa" w:w="636"/>
-          </w:tcPr>
-          <w:p>
-            <w:pPr>
-              <w:spacing w:after="0"/>
-              <w:ind w:left="360"/>
-            </w:pPr>
-            <w:r>
-              <w:rPr>
-                <w:rFonts w:ascii="Adani" w:hAnsi="Adani" w:eastAsia="Adani" w:cs="Adani"/>
-                <w:b w:val="0"/>
-                <w:sz w:val="23"/>
-              </w:rPr>
-              <w:t>9</w:t>
-            </w:r>
-          </w:p>
-        </w:tc>
-        <w:tc>
-          <w:tcPr>
-            <w:tcW w:type="dxa" w:w="3864"/>
-          </w:tcPr>
-          <w:p>
-            <w:pPr>
-              <w:spacing w:after="0"/>
-              <w:jc w:val="both"/>
-            </w:pPr>
-            <w:r>
-              <w:rPr>
-                <w:rFonts w:ascii="Adani" w:hAnsi="Adani" w:eastAsia="Adani" w:cs="Adani"/>
-                <w:b w:val="0"/>
-                <w:sz w:val="23"/>
-              </w:rPr>
-              <w:t>ADANI GREEN ENERGY THIRTY TWO LIMITED</w:t>
-            </w:r>
-          </w:p>
-        </w:tc>
-        <w:tc>
-          <w:tcPr>
-            <w:tcW w:type="dxa" w:w="2610"/>
-          </w:tcPr>
-          <w:p>
-            <w:pPr>
-              <w:spacing w:after="0"/>
-              <w:jc w:val="center"/>
-            </w:pPr>
-            <w:r>
-              <w:rPr>
-                <w:rFonts w:ascii="Adani" w:hAnsi="Adani" w:eastAsia="Adani" w:cs="Adani"/>
-                <w:b w:val="0"/>
-                <w:sz w:val="23"/>
-              </w:rPr>
-              <w:t>08/01/2020</w:t>
-            </w:r>
-          </w:p>
-        </w:tc>
-        <w:tc>
-          <w:tcPr>
-            <w:tcW w:type="dxa" w:w="2250"/>
-          </w:tcPr>
-          <w:p>
-            <w:pPr>
-              <w:spacing w:after="0"/>
-              <w:jc w:val="center"/>
-            </w:pPr>
-          </w:p>
-        </w:tc>
-      </w:tr>
-      <w:tr>
-        <w:tc>
-          <w:tcPr>
-            <w:tcW w:type="dxa" w:w="636"/>
-          </w:tcPr>
-          <w:p>
-            <w:pPr>
-              <w:spacing w:after="0"/>
-              <w:ind w:left="360"/>
-            </w:pPr>
-            <w:r>
-              <w:rPr>
-                <w:rFonts w:ascii="Adani" w:hAnsi="Adani" w:eastAsia="Adani" w:cs="Adani"/>
-                <w:b w:val="0"/>
-                <w:sz w:val="23"/>
-              </w:rPr>
-              <w:t>10</w:t>
-            </w:r>
-          </w:p>
-        </w:tc>
-        <w:tc>
-          <w:tcPr>
-            <w:tcW w:type="dxa" w:w="3864"/>
-          </w:tcPr>
-          <w:p>
-            <w:pPr>
-              <w:spacing w:after="0"/>
-              <w:jc w:val="both"/>
-            </w:pPr>
-            <w:r>
-              <w:rPr>
-                <w:rFonts w:ascii="Adani" w:hAnsi="Adani" w:eastAsia="Adani" w:cs="Adani"/>
-                <w:b w:val="0"/>
-                <w:sz w:val="23"/>
-              </w:rPr>
-              <w:t>ADANI GREEN ENERGY TWENTY FOUR LIMITED</w:t>
-            </w:r>
-          </w:p>
-        </w:tc>
-        <w:tc>
-          <w:tcPr>
-            <w:tcW w:type="dxa" w:w="2610"/>
-          </w:tcPr>
-          <w:p>
-            <w:pPr>
-              <w:spacing w:after="0"/>
-              <w:jc w:val="center"/>
-            </w:pPr>
-            <w:r>
-              <w:rPr>
-                <w:rFonts w:ascii="Adani" w:hAnsi="Adani" w:eastAsia="Adani" w:cs="Adani"/>
-                <w:b w:val="0"/>
-                <w:sz w:val="23"/>
-              </w:rPr>
-              <w:t>07/01/2020</w:t>
-            </w:r>
           </w:p>
         </w:tc>
         <w:tc>
@@ -1061,7 +539,7 @@
         </w:rPr>
         <w:t xml:space="preserve">Name           </w:t>
         <w:tab/>
-        <w:t xml:space="preserve">:  Vinod Madhukarrao Gundawar</w:t>
+        <w:t xml:space="preserve">:  VINOD MADHUKARRAO GUNDAWAR</w:t>
       </w:r>
     </w:p>
     <w:p>
@@ -1105,7 +583,7 @@
           <w:b w:val="0"/>
           <w:sz w:val="23"/>
         </w:rPr>
-        <w:t xml:space="preserve">Date: 04th May, 2026</w:t>
+        <w:t xml:space="preserve">Date: 15th May, 2026</w:t>
         <w:tab/>
       </w:r>
     </w:p>
